--- a/design/samples/Sample-Journal-August-2026.docx
+++ b/design/samples/Sample-Journal-August-2026.docx
@@ -1,138 +1,18 @@
 
 <file path=word/document.xml><?xml version="1.0" encoding="utf-8"?>
 <w:document xmlns:wpc="http://schemas.microsoft.com/office/word/2010/wordprocessingCanvas" xmlns:mc="http://schemas.openxmlformats.org/markup-compatibility/2006" xmlns:o="urn:schemas-microsoft-com:office:office" xmlns:r="http://schemas.openxmlformats.org/officeDocument/2006/relationships" xmlns:m="http://schemas.openxmlformats.org/officeDocument/2006/math" xmlns:v="urn:schemas-microsoft-com:vml" xmlns:wp14="http://schemas.microsoft.com/office/word/2010/wordprocessingDrawing" xmlns:wp="http://schemas.openxmlformats.org/drawingml/2006/wordprocessingDrawing" xmlns:w10="urn:schemas-microsoft-com:office:word" xmlns:w="http://schemas.openxmlformats.org/wordprocessingml/2006/main" xmlns:w14="http://schemas.microsoft.com/office/word/2010/wordml" xmlns:w15="http://schemas.microsoft.com/office/word/2012/wordml" xmlns:wpg="http://schemas.microsoft.com/office/word/2010/wordprocessingGroup" xmlns:wpi="http://schemas.microsoft.com/office/word/2010/wordprocessingInk" xmlns:wne="http://schemas.microsoft.com/office/word/2006/wordml" xmlns:wps="http://schemas.microsoft.com/office/word/2010/wordprocessingShape" xmlns:cx="http://schemas.microsoft.com/office/drawing/2014/chartex" xmlns:cx1="http://schemas.microsoft.com/office/drawing/2015/9/8/chartex" xmlns:cx2="http://schemas.microsoft.com/office/drawing/2015/10/21/chartex" xmlns:cx3="http://schemas.microsoft.com/office/drawing/2016/5/9/chartex" xmlns:cx4="http://schemas.microsoft.com/office/drawing/2016/5/10/chartex" xmlns:cx5="http://schemas.microsoft.com/office/drawing/2016/5/11/chartex" xmlns:cx6="http://schemas.microsoft.com/office/drawing/2016/5/12/chartex" xmlns:cx7="http://schemas.microsoft.com/office/drawing/2016/5/13/chartex" xmlns:cx8="http://schemas.microsoft.com/office/drawing/2016/5/14/chartex" xmlns:aink="http://schemas.microsoft.com/office/drawing/2016/ink" xmlns:am3d="http://schemas.microsoft.com/office/drawing/2017/model3d" xmlns:w16cex="http://schemas.microsoft.com/office/word/2018/wordml/cex" xmlns:w16cid="http://schemas.microsoft.com/office/word/2016/wordml/cid" xmlns:w16="http://schemas.microsoft.com/office/word/2018/wordml" xmlns:w16sdtdh="http://schemas.microsoft.com/office/word/2020/wordml/sdtdatahash" xmlns:w16se="http://schemas.microsoft.com/office/word/2015/wordml/symex" mc:Ignorable="w14 w15 wp14">
-  <w:background w:color="E6D3B6"/>
+  <w:background w:color="FBF6E8"/>
   <w:body>
     <w:p>
       <w:pPr>
-        <w:spacing w:after="0" w:before="120"/>
+        <w:spacing w:after="0" w:before="60"/>
         <w:jc w:val="center"/>
       </w:pPr>
       <w:r>
         <w:drawing>
           <wp:inline distT="0" distB="0" distL="0" distR="0">
-            <wp:extent cx="609600" cy="609600"/>
+            <wp:extent cx="628650" cy="628650"/>
             <wp:effectExtent t="0" r="0" b="0" l="0"/>
-            <wp:docPr id="1" name="" descr="" title=""/>
-            <wp:cNvGraphicFramePr>
-              <a:graphicFrameLocks xmlns:a="http://schemas.openxmlformats.org/drawingml/2006/main" noChangeAspect="1"/>
-            </wp:cNvGraphicFramePr>
-            <a:graphic xmlns:a="http://schemas.openxmlformats.org/drawingml/2006/main">
-              <a:graphicData uri="http://schemas.openxmlformats.org/drawingml/2006/picture">
-                <pic:pic xmlns:pic="http://schemas.openxmlformats.org/drawingml/2006/picture">
-                  <pic:nvPicPr>
-                    <pic:cNvPr id="0" name="" descr=""/>
-                    <pic:cNvPicPr>
-                      <a:picLocks noChangeAspect="1" noChangeArrowheads="1"/>
-                    </pic:cNvPicPr>
-                  </pic:nvPicPr>
-                  <pic:blipFill>
-                    <a:blip r:embed="rId7" cstate="none"/>
-                    <a:srcRect/>
-                    <a:stretch>
-                      <a:fillRect/>
-                    </a:stretch>
-                  </pic:blipFill>
-                  <pic:spPr bwMode="auto">
-                    <a:xfrm>
-                      <a:off x="0" y="0"/>
-                      <a:ext cx="609600" cy="609600"/>
-                    </a:xfrm>
-                    <a:prstGeom prst="rect">
-                      <a:avLst/>
-                    </a:prstGeom>
-                  </pic:spPr>
-                </pic:pic>
-              </a:graphicData>
-            </a:graphic>
-          </wp:inline>
-        </w:drawing>
-      </w:r>
-    </w:p>
-    <w:p>
-      <w:pPr>
-        <w:spacing w:after="0" w:before="60"/>
-        <w:jc w:val="center"/>
-      </w:pPr>
-      <w:r>
-        <w:rPr>
-          <w:rFonts w:ascii="Liberation Serif" w:cs="Liberation Serif" w:eastAsia="Liberation Serif" w:hAnsi="Liberation Serif"/>
-          <w:color w:val="8A7440"/>
-          <w:spacing w:val="60"/>
-          <w:sz w:val="20"/>
-          <w:szCs w:val="20"/>
-        </w:rPr>
-        <w:t xml:space="preserve">MY GARDEN DIARY</w:t>
-      </w:r>
-    </w:p>
-    <w:p>
-      <w:pPr>
-        <w:spacing w:after="60" w:before="40"/>
-        <w:jc w:val="center"/>
-      </w:pPr>
-      <w:r>
-        <w:rPr>
-          <w:rFonts w:ascii="Liberation Serif" w:cs="Liberation Serif" w:eastAsia="Liberation Serif" w:hAnsi="Liberation Serif"/>
-          <w:color w:val="6495ED"/>
-          <w:sz w:val="64"/>
-          <w:szCs w:val="64"/>
-        </w:rPr>
-        <w:t xml:space="preserve">August 2026</w:t>
-      </w:r>
-    </w:p>
-    <w:p>
-      <w:pPr>
-        <w:pBdr>
-          <w:bottom w:val="single" w:color="C9A24D" w:sz="8" w:space="4"/>
-        </w:pBdr>
-        <w:spacing w:after="240"/>
-        <w:jc w:val="center"/>
-      </w:pPr>
-      <w:r>
-        <w:rPr>
-          <w:rFonts w:ascii="Liberation Serif" w:cs="Liberation Serif" w:eastAsia="Liberation Serif" w:hAnsi="Liberation Serif"/>
-          <w:color w:val="3A2F1B"/>
-          <w:sz w:val="8"/>
-          <w:szCs w:val="8"/>
-        </w:rPr>
-        <w:t xml:space="preserve"> </w:t>
-      </w:r>
-    </w:p>
-    <w:p>
-      <w:pPr>
-        <w:pBdr>
-          <w:bottom w:val="single" w:color="C9A24D" w:sz="4" w:space="2"/>
-        </w:pBdr>
-        <w:spacing w:after="100" w:before="320"/>
-      </w:pPr>
-      <w:r>
-        <w:rPr>
-          <w:rFonts w:ascii="Liberation Serif" w:cs="Liberation Serif" w:eastAsia="Liberation Serif" w:hAnsi="Liberation Serif"/>
-          <w:color w:val="6495ED"/>
-          <w:sz w:val="30"/>
-          <w:szCs w:val="30"/>
-        </w:rPr>
-        <w:t xml:space="preserve">Saturday 1 August 2026</w:t>
-      </w:r>
-    </w:p>
-    <w:p>
-      <w:pPr>
-        <w:spacing w:after="140"/>
-        <w:jc w:val="both"/>
-      </w:pPr>
-      <w:r>
-        <w:drawing>
-          <wp:anchor distT="60480" distB="60480" distL="60480" distR="60480" simplePos="0" allowOverlap="1" behindDoc="0" locked="0" layoutInCell="1" relativeHeight="1257300">
-            <wp:simplePos x="0" y="0"/>
-            <wp:positionH relativeFrom="margin">
-              <wp:align>right</wp:align>
-            </wp:positionH>
-            <wp:positionV relativeFrom="paragraph">
-              <wp:posOffset>0</wp:posOffset>
-            </wp:positionV>
-            <wp:extent cx="1676400" cy="1257300"/>
-            <wp:effectExtent t="0" r="0" b="0" l="0"/>
-            <wp:wrapSquare wrapText="left" distT="60480" distB="60480" distL="60480" distR="60480"/>
             <wp:docPr id="1" name="" descr="" title=""/>
             <wp:cNvGraphicFramePr>
               <a:graphicFrameLocks xmlns:a="http://schemas.openxmlformats.org/drawingml/2006/main" noChangeAspect="1"/>
@@ -156,7 +36,7 @@
                   <pic:spPr bwMode="auto">
                     <a:xfrm>
                       <a:off x="0" y="0"/>
-                      <a:ext cx="1676400" cy="1257300"/>
+                      <a:ext cx="628650" cy="628650"/>
                     </a:xfrm>
                     <a:prstGeom prst="rect">
                       <a:avLst/>
@@ -165,37 +45,50 @@
                 </pic:pic>
               </a:graphicData>
             </a:graphic>
-          </wp:anchor>
+          </wp:inline>
         </w:drawing>
       </w:r>
-      <w:r>
-        <w:rPr>
-          <w:rFonts w:ascii="Liberation Serif" w:cs="Liberation Serif" w:eastAsia="Liberation Serif" w:hAnsi="Liberation Serif"/>
-          <w:color w:val="3A2F1B"/>
-          <w:sz w:val="23"/>
-          <w:szCs w:val="23"/>
-        </w:rPr>
-        <w:t xml:space="preserve">A proper harvest morning at last. The courgettes have gone from nothing to glut in a fortnight, as they always do, and the first of the Defenders came in just under two kilos — the best of them from the plant nearest the compost heap, which tells its own story. The beds are drying out fast though, and the water butts are down to the last quarter.</w:t>
-      </w:r>
-    </w:p>
-    <w:p>
-      <w:pPr>
-        <w:spacing w:after="140"/>
-        <w:jc w:val="both"/>
+    </w:p>
+    <w:p>
+      <w:pPr>
+        <w:spacing w:after="40" w:before="40"/>
+        <w:jc w:val="center"/>
+      </w:pPr>
+      <w:r>
+        <w:rPr>
+          <w:rFonts w:ascii="Boecklins Universe" w:cs="Boecklins Universe" w:eastAsia="Boecklins Universe" w:hAnsi="Boecklins Universe"/>
+          <w:color w:val="D2B161"/>
+          <w:sz w:val="40"/>
+          <w:szCs w:val="40"/>
+        </w:rPr>
+        <w:t xml:space="preserve">My Garden Diary</w:t>
+      </w:r>
+    </w:p>
+    <w:p>
+      <w:pPr>
+        <w:spacing w:after="60" w:before="0"/>
+        <w:jc w:val="center"/>
+      </w:pPr>
+      <w:r>
+        <w:rPr>
+          <w:rFonts w:ascii="Glass Antiqua" w:cs="Glass Antiqua" w:eastAsia="Glass Antiqua" w:hAnsi="Glass Antiqua"/>
+          <w:color w:val="6495ED"/>
+          <w:sz w:val="56"/>
+          <w:szCs w:val="56"/>
+        </w:rPr>
+        <w:t xml:space="preserve">August 2026</w:t>
+      </w:r>
+    </w:p>
+    <w:p>
+      <w:pPr>
+        <w:spacing w:after="220"/>
+        <w:jc w:val="center"/>
       </w:pPr>
       <w:r>
         <w:drawing>
-          <wp:anchor distT="60480" distB="60480" distL="60480" distR="60480" simplePos="0" allowOverlap="1" behindDoc="0" locked="0" layoutInCell="1" relativeHeight="1257300">
-            <wp:simplePos x="0" y="0"/>
-            <wp:positionH relativeFrom="margin">
-              <wp:align>left</wp:align>
-            </wp:positionH>
-            <wp:positionV relativeFrom="paragraph">
-              <wp:posOffset>0</wp:posOffset>
-            </wp:positionV>
-            <wp:extent cx="1676400" cy="1257300"/>
+          <wp:inline distT="0" distB="0" distL="0" distR="0">
+            <wp:extent cx="3619500" cy="209550"/>
             <wp:effectExtent t="0" r="0" b="0" l="0"/>
-            <wp:wrapSquare wrapText="right" distT="60480" distB="60480" distL="60480" distR="60480"/>
             <wp:docPr id="1" name="" descr="" title=""/>
             <wp:cNvGraphicFramePr>
               <a:graphicFrameLocks xmlns:a="http://schemas.openxmlformats.org/drawingml/2006/main" noChangeAspect="1"/>
@@ -219,7 +112,7 @@
                   <pic:spPr bwMode="auto">
                     <a:xfrm>
                       <a:off x="0" y="0"/>
-                      <a:ext cx="1676400" cy="1257300"/>
+                      <a:ext cx="3619500" cy="209550"/>
                     </a:xfrm>
                     <a:prstGeom prst="rect">
                       <a:avLst/>
@@ -228,34 +121,67 @@
                 </pic:pic>
               </a:graphicData>
             </a:graphic>
-          </wp:anchor>
+          </wp:inline>
         </w:drawing>
       </w:r>
-      <w:r>
-        <w:rPr>
-          <w:rFonts w:ascii="Liberation Serif" w:cs="Liberation Serif" w:eastAsia="Liberation Serif" w:hAnsi="Liberation Serif"/>
-          <w:color w:val="3A2F1B"/>
-          <w:sz w:val="23"/>
-          <w:szCs w:val="23"/>
-        </w:rPr>
-        <w:t xml:space="preserve">Spent the afternoon tidying the greenhouse staging ready for the late sowings. Found a toad living under the far bench, who was not pleased to be discovered and has been left in peace with my apologies.</w:t>
-      </w:r>
-    </w:p>
-    <w:p>
-      <w:pPr>
-        <w:pBdr>
-          <w:bottom w:val="single" w:color="C9A24D" w:sz="4" w:space="2"/>
-        </w:pBdr>
-        <w:spacing w:after="100" w:before="320"/>
-      </w:pPr>
-      <w:r>
-        <w:rPr>
-          <w:rFonts w:ascii="Liberation Serif" w:cs="Liberation Serif" w:eastAsia="Liberation Serif" w:hAnsi="Liberation Serif"/>
+    </w:p>
+    <w:p>
+      <w:pPr>
+        <w:spacing w:after="20" w:before="300"/>
+      </w:pPr>
+      <w:r>
+        <w:rPr>
+          <w:rFonts w:ascii="Glass Antiqua" w:cs="Glass Antiqua" w:eastAsia="Glass Antiqua" w:hAnsi="Glass Antiqua"/>
           <w:color w:val="6495ED"/>
-          <w:sz w:val="30"/>
-          <w:szCs w:val="30"/>
-        </w:rPr>
-        <w:t xml:space="preserve">Friday 14 August 2026</w:t>
+          <w:sz w:val="32"/>
+          <w:szCs w:val="32"/>
+        </w:rPr>
+        <w:t xml:space="preserve">Saturday 1 August 2026</w:t>
+      </w:r>
+    </w:p>
+    <w:p>
+      <w:pPr>
+        <w:spacing w:after="100"/>
+      </w:pPr>
+      <w:r>
+        <w:drawing>
+          <wp:inline distT="0" distB="0" distL="0" distR="0">
+            <wp:extent cx="2095500" cy="123825"/>
+            <wp:effectExtent t="0" r="0" b="0" l="0"/>
+            <wp:docPr id="1" name="" descr="" title=""/>
+            <wp:cNvGraphicFramePr>
+              <a:graphicFrameLocks xmlns:a="http://schemas.openxmlformats.org/drawingml/2006/main" noChangeAspect="1"/>
+            </wp:cNvGraphicFramePr>
+            <a:graphic xmlns:a="http://schemas.openxmlformats.org/drawingml/2006/main">
+              <a:graphicData uri="http://schemas.openxmlformats.org/drawingml/2006/picture">
+                <pic:pic xmlns:pic="http://schemas.openxmlformats.org/drawingml/2006/picture">
+                  <pic:nvPicPr>
+                    <pic:cNvPr id="0" name="" descr=""/>
+                    <pic:cNvPicPr>
+                      <a:picLocks noChangeAspect="1" noChangeArrowheads="1"/>
+                    </pic:cNvPicPr>
+                  </pic:nvPicPr>
+                  <pic:blipFill>
+                    <a:blip r:embed="rId9" cstate="none"/>
+                    <a:srcRect/>
+                    <a:stretch>
+                      <a:fillRect/>
+                    </a:stretch>
+                  </pic:blipFill>
+                  <pic:spPr bwMode="auto">
+                    <a:xfrm>
+                      <a:off x="0" y="0"/>
+                      <a:ext cx="2095500" cy="123825"/>
+                    </a:xfrm>
+                    <a:prstGeom prst="rect">
+                      <a:avLst/>
+                    </a:prstGeom>
+                  </pic:spPr>
+                </pic:pic>
+              </a:graphicData>
+            </a:graphic>
+          </wp:inline>
+        </w:drawing>
       </w:r>
     </w:p>
     <w:p>
@@ -313,29 +239,12 @@
       </w:r>
       <w:r>
         <w:rPr>
-          <w:rFonts w:ascii="Liberation Serif" w:cs="Liberation Serif" w:eastAsia="Liberation Serif" w:hAnsi="Liberation Serif"/>
-          <w:color w:val="3A2F1B"/>
-          <w:sz w:val="23"/>
-          <w:szCs w:val="23"/>
-        </w:rPr>
-        <w:t xml:space="preserve">Sowed the Arctic King lettuce in the propagator — old seed from two years back, so fingers crossed for germination. The sunflowers by the allotment gate are over eight feet now and the goldfinches have already started on the earliest heads. I had meant to save that seed, but I find I don’t begrudge them it.</w:t>
-      </w:r>
-    </w:p>
-    <w:p>
-      <w:pPr>
-        <w:pBdr>
-          <w:bottom w:val="single" w:color="C9A24D" w:sz="4" w:space="2"/>
-        </w:pBdr>
-        <w:spacing w:after="100" w:before="320"/>
-      </w:pPr>
-      <w:r>
-        <w:rPr>
-          <w:rFonts w:ascii="Liberation Serif" w:cs="Liberation Serif" w:eastAsia="Liberation Serif" w:hAnsi="Liberation Serif"/>
-          <w:color w:val="6495ED"/>
-          <w:sz w:val="30"/>
-          <w:szCs w:val="30"/>
-        </w:rPr>
-        <w:t xml:space="preserve">Saturday 29 August 2026</w:t>
+          <w:rFonts w:ascii="Glass Antiqua" w:cs="Glass Antiqua" w:eastAsia="Glass Antiqua" w:hAnsi="Glass Antiqua"/>
+          <w:color w:val="221E14"/>
+          <w:sz w:val="24"/>
+          <w:szCs w:val="24"/>
+        </w:rPr>
+        <w:t xml:space="preserve">A proper harvest morning at last. The courgettes have gone from nothing to glut in a fortnight, as they always do, and the first of the Defenders came in just under two kilos — the best of them from the plant nearest the compost heap, which tells its own story. The beds are drying out fast though, and the water butts are down to the last quarter.</w:t>
       </w:r>
     </w:p>
     <w:p>
@@ -393,23 +302,262 @@
       </w:r>
       <w:r>
         <w:rPr>
-          <w:rFonts w:ascii="Liberation Serif" w:cs="Liberation Serif" w:eastAsia="Liberation Serif" w:hAnsi="Liberation Serif"/>
-          <w:color w:val="3A2F1B"/>
-          <w:sz w:val="23"/>
-          <w:szCs w:val="23"/>
+          <w:rFonts w:ascii="Glass Antiqua" w:cs="Glass Antiqua" w:eastAsia="Glass Antiqua" w:hAnsi="Glass Antiqua"/>
+          <w:color w:val="221E14"/>
+          <w:sz w:val="24"/>
+          <w:szCs w:val="24"/>
+        </w:rPr>
+        <w:t xml:space="preserve">Spent the afternoon tidying the greenhouse staging ready for the late sowings. Found a toad living under the far bench, who was not pleased to be discovered and has been left in peace with my apologies.</w:t>
+      </w:r>
+    </w:p>
+    <w:p>
+      <w:pPr>
+        <w:spacing w:after="20" w:before="300"/>
+      </w:pPr>
+      <w:r>
+        <w:rPr>
+          <w:rFonts w:ascii="Glass Antiqua" w:cs="Glass Antiqua" w:eastAsia="Glass Antiqua" w:hAnsi="Glass Antiqua"/>
+          <w:color w:val="6495ED"/>
+          <w:sz w:val="32"/>
+          <w:szCs w:val="32"/>
+        </w:rPr>
+        <w:t xml:space="preserve">Friday 14 August 2026</w:t>
+      </w:r>
+    </w:p>
+    <w:p>
+      <w:pPr>
+        <w:spacing w:after="100"/>
+      </w:pPr>
+      <w:r>
+        <w:drawing>
+          <wp:inline distT="0" distB="0" distL="0" distR="0">
+            <wp:extent cx="2095500" cy="123825"/>
+            <wp:effectExtent t="0" r="0" b="0" l="0"/>
+            <wp:docPr id="1" name="" descr="" title=""/>
+            <wp:cNvGraphicFramePr>
+              <a:graphicFrameLocks xmlns:a="http://schemas.openxmlformats.org/drawingml/2006/main" noChangeAspect="1"/>
+            </wp:cNvGraphicFramePr>
+            <a:graphic xmlns:a="http://schemas.openxmlformats.org/drawingml/2006/main">
+              <a:graphicData uri="http://schemas.openxmlformats.org/drawingml/2006/picture">
+                <pic:pic xmlns:pic="http://schemas.openxmlformats.org/drawingml/2006/picture">
+                  <pic:nvPicPr>
+                    <pic:cNvPr id="0" name="" descr=""/>
+                    <pic:cNvPicPr>
+                      <a:picLocks noChangeAspect="1" noChangeArrowheads="1"/>
+                    </pic:cNvPicPr>
+                  </pic:nvPicPr>
+                  <pic:blipFill>
+                    <a:blip r:embed="rId9" cstate="none"/>
+                    <a:srcRect/>
+                    <a:stretch>
+                      <a:fillRect/>
+                    </a:stretch>
+                  </pic:blipFill>
+                  <pic:spPr bwMode="auto">
+                    <a:xfrm>
+                      <a:off x="0" y="0"/>
+                      <a:ext cx="2095500" cy="123825"/>
+                    </a:xfrm>
+                    <a:prstGeom prst="rect">
+                      <a:avLst/>
+                    </a:prstGeom>
+                  </pic:spPr>
+                </pic:pic>
+              </a:graphicData>
+            </a:graphic>
+          </wp:inline>
+        </w:drawing>
+      </w:r>
+    </w:p>
+    <w:p>
+      <w:pPr>
+        <w:spacing w:after="140"/>
+        <w:jc w:val="both"/>
+      </w:pPr>
+      <w:r>
+        <w:drawing>
+          <wp:anchor distT="60480" distB="60480" distL="60480" distR="60480" simplePos="0" allowOverlap="1" behindDoc="0" locked="0" layoutInCell="1" relativeHeight="1257300">
+            <wp:simplePos x="0" y="0"/>
+            <wp:positionH relativeFrom="margin">
+              <wp:align>right</wp:align>
+            </wp:positionH>
+            <wp:positionV relativeFrom="paragraph">
+              <wp:posOffset>0</wp:posOffset>
+            </wp:positionV>
+            <wp:extent cx="1676400" cy="1257300"/>
+            <wp:effectExtent t="0" r="0" b="0" l="0"/>
+            <wp:wrapSquare wrapText="left" distT="60480" distB="60480" distL="60480" distR="60480"/>
+            <wp:docPr id="1" name="" descr="" title=""/>
+            <wp:cNvGraphicFramePr>
+              <a:graphicFrameLocks xmlns:a="http://schemas.openxmlformats.org/drawingml/2006/main" noChangeAspect="1"/>
+            </wp:cNvGraphicFramePr>
+            <a:graphic xmlns:a="http://schemas.openxmlformats.org/drawingml/2006/main">
+              <a:graphicData uri="http://schemas.openxmlformats.org/drawingml/2006/picture">
+                <pic:pic xmlns:pic="http://schemas.openxmlformats.org/drawingml/2006/picture">
+                  <pic:nvPicPr>
+                    <pic:cNvPr id="0" name="" descr=""/>
+                    <pic:cNvPicPr>
+                      <a:picLocks noChangeAspect="1" noChangeArrowheads="1"/>
+                    </pic:cNvPicPr>
+                  </pic:nvPicPr>
+                  <pic:blipFill>
+                    <a:blip r:embed="rId12" cstate="none"/>
+                    <a:srcRect/>
+                    <a:stretch>
+                      <a:fillRect/>
+                    </a:stretch>
+                  </pic:blipFill>
+                  <pic:spPr bwMode="auto">
+                    <a:xfrm>
+                      <a:off x="0" y="0"/>
+                      <a:ext cx="1676400" cy="1257300"/>
+                    </a:xfrm>
+                    <a:prstGeom prst="rect">
+                      <a:avLst/>
+                    </a:prstGeom>
+                  </pic:spPr>
+                </pic:pic>
+              </a:graphicData>
+            </a:graphic>
+          </wp:anchor>
+        </w:drawing>
+      </w:r>
+      <w:r>
+        <w:rPr>
+          <w:rFonts w:ascii="Glass Antiqua" w:cs="Glass Antiqua" w:eastAsia="Glass Antiqua" w:hAnsi="Glass Antiqua"/>
+          <w:color w:val="221E14"/>
+          <w:sz w:val="24"/>
+          <w:szCs w:val="24"/>
+        </w:rPr>
+        <w:t xml:space="preserve">Sowed the Arctic King lettuce in the propagator — old seed from two years back, so fingers crossed for germination. The sunflowers by the allotment gate are over eight feet now and the goldfinches have already started on the earliest heads. I had meant to save that seed, but I find I don’t begrudge them it.</w:t>
+      </w:r>
+    </w:p>
+    <w:p>
+      <w:pPr>
+        <w:spacing w:after="20" w:before="300"/>
+      </w:pPr>
+      <w:r>
+        <w:rPr>
+          <w:rFonts w:ascii="Glass Antiqua" w:cs="Glass Antiqua" w:eastAsia="Glass Antiqua" w:hAnsi="Glass Antiqua"/>
+          <w:color w:val="6495ED"/>
+          <w:sz w:val="32"/>
+          <w:szCs w:val="32"/>
+        </w:rPr>
+        <w:t xml:space="preserve">Saturday 29 August 2026</w:t>
+      </w:r>
+    </w:p>
+    <w:p>
+      <w:pPr>
+        <w:spacing w:after="100"/>
+      </w:pPr>
+      <w:r>
+        <w:drawing>
+          <wp:inline distT="0" distB="0" distL="0" distR="0">
+            <wp:extent cx="2095500" cy="123825"/>
+            <wp:effectExtent t="0" r="0" b="0" l="0"/>
+            <wp:docPr id="1" name="" descr="" title=""/>
+            <wp:cNvGraphicFramePr>
+              <a:graphicFrameLocks xmlns:a="http://schemas.openxmlformats.org/drawingml/2006/main" noChangeAspect="1"/>
+            </wp:cNvGraphicFramePr>
+            <a:graphic xmlns:a="http://schemas.openxmlformats.org/drawingml/2006/main">
+              <a:graphicData uri="http://schemas.openxmlformats.org/drawingml/2006/picture">
+                <pic:pic xmlns:pic="http://schemas.openxmlformats.org/drawingml/2006/picture">
+                  <pic:nvPicPr>
+                    <pic:cNvPr id="0" name="" descr=""/>
+                    <pic:cNvPicPr>
+                      <a:picLocks noChangeAspect="1" noChangeArrowheads="1"/>
+                    </pic:cNvPicPr>
+                  </pic:nvPicPr>
+                  <pic:blipFill>
+                    <a:blip r:embed="rId9" cstate="none"/>
+                    <a:srcRect/>
+                    <a:stretch>
+                      <a:fillRect/>
+                    </a:stretch>
+                  </pic:blipFill>
+                  <pic:spPr bwMode="auto">
+                    <a:xfrm>
+                      <a:off x="0" y="0"/>
+                      <a:ext cx="2095500" cy="123825"/>
+                    </a:xfrm>
+                    <a:prstGeom prst="rect">
+                      <a:avLst/>
+                    </a:prstGeom>
+                  </pic:spPr>
+                </pic:pic>
+              </a:graphicData>
+            </a:graphic>
+          </wp:inline>
+        </w:drawing>
+      </w:r>
+    </w:p>
+    <w:p>
+      <w:pPr>
+        <w:spacing w:after="140"/>
+        <w:jc w:val="both"/>
+      </w:pPr>
+      <w:r>
+        <w:drawing>
+          <wp:anchor distT="60480" distB="60480" distL="60480" distR="60480" simplePos="0" allowOverlap="1" behindDoc="0" locked="0" layoutInCell="1" relativeHeight="1257300">
+            <wp:simplePos x="0" y="0"/>
+            <wp:positionH relativeFrom="margin">
+              <wp:align>left</wp:align>
+            </wp:positionH>
+            <wp:positionV relativeFrom="paragraph">
+              <wp:posOffset>0</wp:posOffset>
+            </wp:positionV>
+            <wp:extent cx="1676400" cy="1257300"/>
+            <wp:effectExtent t="0" r="0" b="0" l="0"/>
+            <wp:wrapSquare wrapText="right" distT="60480" distB="60480" distL="60480" distR="60480"/>
+            <wp:docPr id="1" name="" descr="" title=""/>
+            <wp:cNvGraphicFramePr>
+              <a:graphicFrameLocks xmlns:a="http://schemas.openxmlformats.org/drawingml/2006/main" noChangeAspect="1"/>
+            </wp:cNvGraphicFramePr>
+            <a:graphic xmlns:a="http://schemas.openxmlformats.org/drawingml/2006/main">
+              <a:graphicData uri="http://schemas.openxmlformats.org/drawingml/2006/picture">
+                <pic:pic xmlns:pic="http://schemas.openxmlformats.org/drawingml/2006/picture">
+                  <pic:nvPicPr>
+                    <pic:cNvPr id="0" name="" descr=""/>
+                    <pic:cNvPicPr>
+                      <a:picLocks noChangeAspect="1" noChangeArrowheads="1"/>
+                    </pic:cNvPicPr>
+                  </pic:nvPicPr>
+                  <pic:blipFill>
+                    <a:blip r:embed="rId13" cstate="none"/>
+                    <a:srcRect/>
+                    <a:stretch>
+                      <a:fillRect/>
+                    </a:stretch>
+                  </pic:blipFill>
+                  <pic:spPr bwMode="auto">
+                    <a:xfrm>
+                      <a:off x="0" y="0"/>
+                      <a:ext cx="1676400" cy="1257300"/>
+                    </a:xfrm>
+                    <a:prstGeom prst="rect">
+                      <a:avLst/>
+                    </a:prstGeom>
+                  </pic:spPr>
+                </pic:pic>
+              </a:graphicData>
+            </a:graphic>
+          </wp:anchor>
+        </w:drawing>
+      </w:r>
+      <w:r>
+        <w:rPr>
+          <w:rFonts w:ascii="Glass Antiqua" w:cs="Glass Antiqua" w:eastAsia="Glass Antiqua" w:hAnsi="Glass Antiqua"/>
+          <w:color w:val="221E14"/>
+          <w:sz w:val="24"/>
+          <w:szCs w:val="24"/>
         </w:rPr>
         <w:t xml:space="preserve">Blackberrying along the back hedge with the last of the morning cool — nearly a kilo of them, and the tomatoes and squash coming in besides. The kitchen table looked like a harvest festival by ten o’clock. Made the first crumble of the year and froze the rest. August always ends with purple fingers.</w:t>
       </w:r>
     </w:p>
     <w:sectPr>
+      <w:headerReference w:type="default" r:id="rId7"/>
       <w:pgSz w:w="11906" w:h="16838" w:orient="portrait"/>
-      <w:pgMar w:top="1100" w:right="1250" w:bottom="1100" w:left="1250" w:header="708" w:footer="708" w:gutter="0"/>
-      <w:pgBorders>
-        <w:top w:val="double" w:color="C9A24D" w:sz="18" w:space="18"/>
-        <w:left w:val="double" w:color="C9A24D" w:sz="18" w:space="18"/>
-        <w:bottom w:val="double" w:color="C9A24D" w:sz="18" w:space="18"/>
-        <w:right w:val="double" w:color="C9A24D" w:sz="18" w:space="18"/>
-      </w:pgBorders>
+      <w:pgMar w:top="1250" w:right="1400" w:bottom="1250" w:left="1400" w:header="708" w:footer="708" w:gutter="0"/>
       <w:pgNumType/>
       <w:docGrid w:linePitch="360"/>
     </w:sectPr>
@@ -493,6 +641,61 @@
     </w:p>
   </w:footnote>
 </w:footnotes>
+</file>
+
+<file path=word/header1.xml><?xml version="1.0" encoding="utf-8"?>
+<w:hdr xmlns:wpc="http://schemas.microsoft.com/office/word/2010/wordprocessingCanvas" xmlns:mc="http://schemas.openxmlformats.org/markup-compatibility/2006" xmlns:o="urn:schemas-microsoft-com:office:office" xmlns:r="http://schemas.openxmlformats.org/officeDocument/2006/relationships" xmlns:m="http://schemas.openxmlformats.org/officeDocument/2006/math" xmlns:v="urn:schemas-microsoft-com:vml" xmlns:wp14="http://schemas.microsoft.com/office/word/2010/wordprocessingDrawing" xmlns:wp="http://schemas.openxmlformats.org/drawingml/2006/wordprocessingDrawing" xmlns:w10="urn:schemas-microsoft-com:office:word" xmlns:w="http://schemas.openxmlformats.org/wordprocessingml/2006/main" xmlns:w14="http://schemas.microsoft.com/office/word/2010/wordml" xmlns:w15="http://schemas.microsoft.com/office/word/2012/wordml" xmlns:wpg="http://schemas.microsoft.com/office/word/2010/wordprocessingGroup" xmlns:wpi="http://schemas.microsoft.com/office/word/2010/wordprocessingInk" xmlns:wne="http://schemas.microsoft.com/office/word/2006/wordml" xmlns:wps="http://schemas.microsoft.com/office/word/2010/wordprocessingShape" xmlns:cx="http://schemas.microsoft.com/office/drawing/2014/chartex" xmlns:cx1="http://schemas.microsoft.com/office/drawing/2015/9/8/chartex" xmlns:cx2="http://schemas.microsoft.com/office/drawing/2015/10/21/chartex" xmlns:cx3="http://schemas.microsoft.com/office/drawing/2016/5/9/chartex" xmlns:cx4="http://schemas.microsoft.com/office/drawing/2016/5/10/chartex" xmlns:cx5="http://schemas.microsoft.com/office/drawing/2016/5/11/chartex" xmlns:cx6="http://schemas.microsoft.com/office/drawing/2016/5/12/chartex" xmlns:cx7="http://schemas.microsoft.com/office/drawing/2016/5/13/chartex" xmlns:cx8="http://schemas.microsoft.com/office/drawing/2016/5/14/chartex" xmlns:w16cid="http://schemas.microsoft.com/office/word/2016/wordml/cid" xmlns:w16se="http://schemas.microsoft.com/office/word/2015/wordml/symex">
+  <w:p>
+    <w:r>
+      <w:drawing>
+        <wp:anchor distT="0" distB="0" distL="0" distR="0" simplePos="0" allowOverlap="1" behindDoc="1" locked="0" layoutInCell="1" relativeHeight="10696575">
+          <wp:simplePos x="0" y="0"/>
+          <wp:positionH relativeFrom="page">
+            <wp:posOffset>0</wp:posOffset>
+          </wp:positionH>
+          <wp:positionV relativeFrom="page">
+            <wp:posOffset>0</wp:posOffset>
+          </wp:positionV>
+          <wp:extent cx="7562850" cy="10696575"/>
+          <wp:effectExtent t="0" r="0" b="0" l="0"/>
+          <wp:wrapNone/>
+          <wp:docPr id="1" name="" descr="" title=""/>
+          <wp:cNvGraphicFramePr>
+            <a:graphicFrameLocks xmlns:a="http://schemas.openxmlformats.org/drawingml/2006/main" noChangeAspect="1"/>
+          </wp:cNvGraphicFramePr>
+          <a:graphic xmlns:a="http://schemas.openxmlformats.org/drawingml/2006/main">
+            <a:graphicData uri="http://schemas.openxmlformats.org/drawingml/2006/picture">
+              <pic:pic xmlns:pic="http://schemas.openxmlformats.org/drawingml/2006/picture">
+                <pic:nvPicPr>
+                  <pic:cNvPr id="0" name="" descr=""/>
+                  <pic:cNvPicPr>
+                    <a:picLocks noChangeAspect="1" noChangeArrowheads="1"/>
+                  </pic:cNvPicPr>
+                </pic:nvPicPr>
+                <pic:blipFill>
+                  <a:blip r:embed="rId0" cstate="none"/>
+                  <a:srcRect/>
+                  <a:stretch>
+                    <a:fillRect/>
+                  </a:stretch>
+                </pic:blipFill>
+                <pic:spPr bwMode="auto">
+                  <a:xfrm>
+                    <a:off x="0" y="0"/>
+                    <a:ext cx="7562850" cy="10696575"/>
+                  </a:xfrm>
+                  <a:prstGeom prst="rect">
+                    <a:avLst/>
+                  </a:prstGeom>
+                </pic:spPr>
+              </pic:pic>
+            </a:graphicData>
+          </a:graphic>
+        </wp:anchor>
+      </w:drawing>
+    </w:r>
+  </w:p>
+</w:hdr>
 </file>
 
 <file path=word/numbering.xml><?xml version="1.0" encoding="utf-8"?>
@@ -595,10 +798,10 @@
   <w:docDefaults>
     <w:rPrDefault>
       <w:rPr>
-        <w:rFonts w:ascii="Liberation Serif" w:cs="Liberation Serif" w:eastAsia="Liberation Serif" w:hAnsi="Liberation Serif"/>
-        <w:color w:val="3A2F1B"/>
-        <w:sz w:val="23"/>
-        <w:szCs w:val="23"/>
+        <w:rFonts w:ascii="Glass Antiqua" w:cs="Glass Antiqua" w:eastAsia="Glass Antiqua" w:hAnsi="Glass Antiqua"/>
+        <w:color w:val="221E14"/>
+        <w:sz w:val="24"/>
+        <w:szCs w:val="24"/>
       </w:rPr>
     </w:rPrDefault>
     <w:pPrDefault/>

--- a/design/samples/Sample-Journal-August-2026.docx
+++ b/design/samples/Sample-Journal-August-2026.docx
@@ -58,8 +58,8 @@
         <w:rPr>
           <w:rFonts w:ascii="Boecklins Universe" w:cs="Boecklins Universe" w:eastAsia="Boecklins Universe" w:hAnsi="Boecklins Universe"/>
           <w:color w:val="D2B161"/>
-          <w:sz w:val="40"/>
-          <w:szCs w:val="40"/>
+          <w:sz w:val="62"/>
+          <w:szCs w:val="62"/>
         </w:rPr>
         <w:t xml:space="preserve">My Garden Diary</w:t>
       </w:r>
@@ -72,9 +72,9 @@
       <w:r>
         <w:rPr>
           <w:rFonts w:ascii="Glass Antiqua" w:cs="Glass Antiqua" w:eastAsia="Glass Antiqua" w:hAnsi="Glass Antiqua"/>
-          <w:color w:val="6495ED"/>
-          <w:sz w:val="56"/>
-          <w:szCs w:val="56"/>
+          <w:color w:val="A1B5A0"/>
+          <w:sz w:val="46"/>
+          <w:szCs w:val="46"/>
         </w:rPr>
         <w:t xml:space="preserve">August 2026</w:t>
       </w:r>
@@ -127,61 +127,16 @@
     </w:p>
     <w:p>
       <w:pPr>
-        <w:spacing w:after="20" w:before="300"/>
+        <w:spacing w:after="100" w:before="120"/>
       </w:pPr>
       <w:r>
         <w:rPr>
           <w:rFonts w:ascii="Glass Antiqua" w:cs="Glass Antiqua" w:eastAsia="Glass Antiqua" w:hAnsi="Glass Antiqua"/>
-          <w:color w:val="6495ED"/>
+          <w:color w:val="A1B5A0"/>
           <w:sz w:val="32"/>
           <w:szCs w:val="32"/>
         </w:rPr>
         <w:t xml:space="preserve">Saturday 1 August 2026</w:t>
-      </w:r>
-    </w:p>
-    <w:p>
-      <w:pPr>
-        <w:spacing w:after="100"/>
-      </w:pPr>
-      <w:r>
-        <w:drawing>
-          <wp:inline distT="0" distB="0" distL="0" distR="0">
-            <wp:extent cx="2095500" cy="123825"/>
-            <wp:effectExtent t="0" r="0" b="0" l="0"/>
-            <wp:docPr id="1" name="" descr="" title=""/>
-            <wp:cNvGraphicFramePr>
-              <a:graphicFrameLocks xmlns:a="http://schemas.openxmlformats.org/drawingml/2006/main" noChangeAspect="1"/>
-            </wp:cNvGraphicFramePr>
-            <a:graphic xmlns:a="http://schemas.openxmlformats.org/drawingml/2006/main">
-              <a:graphicData uri="http://schemas.openxmlformats.org/drawingml/2006/picture">
-                <pic:pic xmlns:pic="http://schemas.openxmlformats.org/drawingml/2006/picture">
-                  <pic:nvPicPr>
-                    <pic:cNvPr id="0" name="" descr=""/>
-                    <pic:cNvPicPr>
-                      <a:picLocks noChangeAspect="1" noChangeArrowheads="1"/>
-                    </pic:cNvPicPr>
-                  </pic:nvPicPr>
-                  <pic:blipFill>
-                    <a:blip r:embed="rId9" cstate="none"/>
-                    <a:srcRect/>
-                    <a:stretch>
-                      <a:fillRect/>
-                    </a:stretch>
-                  </pic:blipFill>
-                  <pic:spPr bwMode="auto">
-                    <a:xfrm>
-                      <a:off x="0" y="0"/>
-                      <a:ext cx="2095500" cy="123825"/>
-                    </a:xfrm>
-                    <a:prstGeom prst="rect">
-                      <a:avLst/>
-                    </a:prstGeom>
-                  </pic:spPr>
-                </pic:pic>
-              </a:graphicData>
-            </a:graphic>
-          </wp:inline>
-        </w:drawing>
       </w:r>
     </w:p>
     <w:p>
@@ -312,26 +267,13 @@
     </w:p>
     <w:p>
       <w:pPr>
-        <w:spacing w:after="20" w:before="300"/>
-      </w:pPr>
-      <w:r>
-        <w:rPr>
-          <w:rFonts w:ascii="Glass Antiqua" w:cs="Glass Antiqua" w:eastAsia="Glass Antiqua" w:hAnsi="Glass Antiqua"/>
-          <w:color w:val="6495ED"/>
-          <w:sz w:val="32"/>
-          <w:szCs w:val="32"/>
-        </w:rPr>
-        <w:t xml:space="preserve">Friday 14 August 2026</w:t>
-      </w:r>
-    </w:p>
-    <w:p>
-      <w:pPr>
-        <w:spacing w:after="100"/>
+        <w:spacing w:after="120" w:before="200"/>
+        <w:jc w:val="center"/>
       </w:pPr>
       <w:r>
         <w:drawing>
           <wp:inline distT="0" distB="0" distL="0" distR="0">
-            <wp:extent cx="2095500" cy="123825"/>
+            <wp:extent cx="3619500" cy="209550"/>
             <wp:effectExtent t="0" r="0" b="0" l="0"/>
             <wp:docPr id="1" name="" descr="" title=""/>
             <wp:cNvGraphicFramePr>
@@ -356,7 +298,7 @@
                   <pic:spPr bwMode="auto">
                     <a:xfrm>
                       <a:off x="0" y="0"/>
-                      <a:ext cx="2095500" cy="123825"/>
+                      <a:ext cx="3619500" cy="209550"/>
                     </a:xfrm>
                     <a:prstGeom prst="rect">
                       <a:avLst/>
@@ -367,6 +309,20 @@
             </a:graphic>
           </wp:inline>
         </w:drawing>
+      </w:r>
+    </w:p>
+    <w:p>
+      <w:pPr>
+        <w:spacing w:after="100" w:before="120"/>
+      </w:pPr>
+      <w:r>
+        <w:rPr>
+          <w:rFonts w:ascii="Glass Antiqua" w:cs="Glass Antiqua" w:eastAsia="Glass Antiqua" w:hAnsi="Glass Antiqua"/>
+          <w:color w:val="A1B5A0"/>
+          <w:sz w:val="32"/>
+          <w:szCs w:val="32"/>
+        </w:rPr>
+        <w:t xml:space="preserve">Friday 14 August 2026</w:t>
       </w:r>
     </w:p>
     <w:p>
@@ -434,26 +390,13 @@
     </w:p>
     <w:p>
       <w:pPr>
-        <w:spacing w:after="20" w:before="300"/>
-      </w:pPr>
-      <w:r>
-        <w:rPr>
-          <w:rFonts w:ascii="Glass Antiqua" w:cs="Glass Antiqua" w:eastAsia="Glass Antiqua" w:hAnsi="Glass Antiqua"/>
-          <w:color w:val="6495ED"/>
-          <w:sz w:val="32"/>
-          <w:szCs w:val="32"/>
-        </w:rPr>
-        <w:t xml:space="preserve">Saturday 29 August 2026</w:t>
-      </w:r>
-    </w:p>
-    <w:p>
-      <w:pPr>
-        <w:spacing w:after="100"/>
+        <w:spacing w:after="120" w:before="200"/>
+        <w:jc w:val="center"/>
       </w:pPr>
       <w:r>
         <w:drawing>
           <wp:inline distT="0" distB="0" distL="0" distR="0">
-            <wp:extent cx="2095500" cy="123825"/>
+            <wp:extent cx="3619500" cy="209550"/>
             <wp:effectExtent t="0" r="0" b="0" l="0"/>
             <wp:docPr id="1" name="" descr="" title=""/>
             <wp:cNvGraphicFramePr>
@@ -478,7 +421,7 @@
                   <pic:spPr bwMode="auto">
                     <a:xfrm>
                       <a:off x="0" y="0"/>
-                      <a:ext cx="2095500" cy="123825"/>
+                      <a:ext cx="3619500" cy="209550"/>
                     </a:xfrm>
                     <a:prstGeom prst="rect">
                       <a:avLst/>
@@ -489,6 +432,20 @@
             </a:graphic>
           </wp:inline>
         </w:drawing>
+      </w:r>
+    </w:p>
+    <w:p>
+      <w:pPr>
+        <w:spacing w:after="100" w:before="120"/>
+      </w:pPr>
+      <w:r>
+        <w:rPr>
+          <w:rFonts w:ascii="Glass Antiqua" w:cs="Glass Antiqua" w:eastAsia="Glass Antiqua" w:hAnsi="Glass Antiqua"/>
+          <w:color w:val="A1B5A0"/>
+          <w:sz w:val="32"/>
+          <w:szCs w:val="32"/>
+        </w:rPr>
+        <w:t xml:space="preserve">Saturday 29 August 2026</w:t>
       </w:r>
     </w:p>
     <w:p>

--- a/design/samples/Sample-Journal-August-2026.docx
+++ b/design/samples/Sample-Journal-August-2026.docx
@@ -267,7 +267,15 @@
     </w:p>
     <w:p>
       <w:pPr>
-        <w:spacing w:after="120" w:before="200"/>
+        <w:spacing w:after="0" w:before="0"/>
+      </w:pPr>
+      <w:r>
+        <w:br w:type="textWrapping" w:clear="all"/>
+      </w:r>
+    </w:p>
+    <w:p>
+      <w:pPr>
+        <w:spacing w:after="120" w:before="160"/>
         <w:jc w:val="center"/>
       </w:pPr>
       <w:r>
@@ -390,7 +398,15 @@
     </w:p>
     <w:p>
       <w:pPr>
-        <w:spacing w:after="120" w:before="200"/>
+        <w:spacing w:after="0" w:before="0"/>
+      </w:pPr>
+      <w:r>
+        <w:br w:type="textWrapping" w:clear="all"/>
+      </w:r>
+    </w:p>
+    <w:p>
+      <w:pPr>
+        <w:spacing w:after="120" w:before="160"/>
         <w:jc w:val="center"/>
       </w:pPr>
       <w:r>
